--- a/Vývoj algoritmu zarovnávání optických elementů.docx
+++ b/Vývoj algoritmu zarovnávání optických elementů.docx
@@ -3605,7 +3605,7 @@
                 <w:rStyle w:val="Hyperlink"/>
                 <w:noProof/>
               </w:rPr>
-              <w:t>Ukázka prvků</w:t>
+              <w:t>Popis interferometru</w:t>
             </w:r>
             <w:r>
               <w:rPr>
@@ -5239,6 +5239,44 @@
       </w:r>
       <w:bookmarkEnd w:id="0"/>
     </w:p>
+    <w:p>
+      <w:r>
+        <w:t>Optické interferometry se používají pro velmi přesná měření povrchů a optických prvků. Aby měření dávalo správné výsledky, je nutné, aby byly jednotlivé části optické soustavy správně zarovnány. Pokud není vzorek nebo jiný optický element ve správné poloze, projeví se to na výsledném obrazu a může dojít ke zkreslení měření. Zarovnání je proto důležitou součástí práce s interferometrem.</w:t>
+      </w:r>
+    </w:p>
+    <w:p>
+      <w:r>
+        <w:t>V praxi se zarovnávání často provádí ručně podle obrazu ze zaměřovací kamery. Obsluha sleduje referenční body a odrazy a podle toho upravuje polohu vzorku. Tento postup je ale do určité míry subjektivní a závisí na zkušenosti konkrétní osoby. Zároveň může být časově náročný, zejména pokud je potřeba dosáhnout vyšší přesnosti. Z tohoto důvodu dává smysl pokusit se tento proces alespoň částečně automatizovat.</w:t>
+      </w:r>
+    </w:p>
+    <w:p>
+      <w:r>
+        <w:t>Tato práce se zabývá návrhem algoritmu, který dokáže zpracovávat obrazová data ze zaměřovací kamery interferometru a na jejich základě vyhodnotit polohu optických prvků. Konkrétně se zaměřuje na detekci referenčních a parazitních bodů v obraze a na rozpoznání odrazu od transparentního vzorku, například rovinného skla nebo čočky. Cílem je určit polohu a poloměr tohoto odrazu a následně vyhodnotit, jakým směrem a o jakou vzdálenost je potřeba vzorek posunout, aby došlo k jeho správnému zarovnání.</w:t>
+      </w:r>
+    </w:p>
+    <w:p>
+      <w:r>
+        <w:t>Algoritmus je implementován převážně v jazyce C# s využitím knihovny OpenCV v prostředí Visual Studio 2022. MATLAB je použit jako podpůrný nástroj pro zobrazení snímků a</w:t>
+      </w:r>
+      <w:r>
+        <w:t> </w:t>
+      </w:r>
+      <w:r>
+        <w:t>testování různých filtračních metod. Pro ověření funkčnosti jsou použity reálné snímky získané z interferometru, které jsou mezi sebou porovnávány a analyzovány.</w:t>
+      </w:r>
+    </w:p>
+    <w:p>
+      <w:r>
+        <w:t>V závěrečné části práce je věnována pozornost optimalizaci navrženého řešení, zejména z</w:t>
+      </w:r>
+      <w:r>
+        <w:t> </w:t>
+      </w:r>
+      <w:r>
+        <w:t>hlediska výpočetní náročnosti a odolnosti vůči šumu a parazitním jevům v obraze. Cílem je vytvořit algoritmus, který bude dostatečně spolehlivý a použitelný v reálných podmínkách měření.</w:t>
+      </w:r>
+    </w:p>
+    <w:p/>
     <w:p/>
     <w:p/>
     <w:p>
@@ -5261,182 +5299,207 @@
       <w:pPr>
         <w:pStyle w:val="Heading1"/>
       </w:pPr>
-      <w:bookmarkStart w:id="2" w:name="_Toc129006839"/>
-      <w:r>
-        <w:t>Ukázka prvků</w:t>
+      <w:r>
+        <w:t>Popis interferometru</w:t>
+      </w:r>
+    </w:p>
+    <w:p>
+      <w:pPr>
+        <w:spacing w:before="100" w:beforeAutospacing="1" w:after="100" w:afterAutospacing="1" w:line="240" w:lineRule="auto"/>
+        <w:rPr>
+          <w:rFonts w:eastAsia="Times New Roman" w:cs="Times New Roman"/>
+          <w:szCs w:val="24"/>
+          <w:lang w:eastAsia="cs-CZ"/>
+        </w:rPr>
+      </w:pPr>
+      <w:bookmarkStart w:id="2" w:name="_Toc129006840"/>
+      <w:r>
+        <w:rPr>
+          <w:rFonts w:eastAsia="Times New Roman" w:cs="Times New Roman"/>
+          <w:szCs w:val="24"/>
+          <w:lang w:eastAsia="cs-CZ"/>
+        </w:rPr>
+        <w:t>Interferometr je optické zařízení, které využívá interference světla k velmi přesnému měření vzdáleností, tvaru povrchu nebo optických vlastností materiálů. Princip je založen na tom, že světlo má vlnový charakter. Pokud se dvě světelné vlny setkají, mohou se zesílit nebo zeslabit podle toho, v jaké jsou vzájemné fázi. Tento jev se nazývá interference.</w:t>
+      </w:r>
+    </w:p>
+    <w:p>
+      <w:pPr>
+        <w:spacing w:before="100" w:beforeAutospacing="1" w:after="100" w:afterAutospacing="1" w:line="240" w:lineRule="auto"/>
+        <w:rPr>
+          <w:rFonts w:eastAsia="Times New Roman" w:cs="Times New Roman"/>
+          <w:szCs w:val="24"/>
+          <w:lang w:eastAsia="cs-CZ"/>
+        </w:rPr>
+      </w:pPr>
+      <w:r>
+        <w:rPr>
+          <w:rFonts w:eastAsia="Times New Roman" w:cs="Times New Roman"/>
+          <w:szCs w:val="24"/>
+          <w:lang w:eastAsia="cs-CZ"/>
+        </w:rPr>
+        <w:t>I</w:t>
+      </w:r>
+      <w:r>
+        <w:rPr>
+          <w:rFonts w:eastAsia="Times New Roman" w:cs="Times New Roman"/>
+          <w:szCs w:val="24"/>
+          <w:lang w:eastAsia="cs-CZ"/>
+        </w:rPr>
+        <w:t>nterferometr rozdělí jeden světelný svazek na dvě části. Jeden paprsek dopadá na referenční plochu a druhý na měřený vzorek. Po odrazu se oba paprsky znovu spojí a na detektoru (například kameře) vytvoří interferenční obrazec. Tento obrazec má podobu světlých a tmavých pruhů nebo kroužků. Rozložení těchto útvarů závisí na rozdílu optických drah obou paprsků.</w:t>
+      </w:r>
+    </w:p>
+    <w:p>
+      <w:pPr>
+        <w:spacing w:before="100" w:beforeAutospacing="1" w:after="100" w:afterAutospacing="1" w:line="240" w:lineRule="auto"/>
+        <w:rPr>
+          <w:rFonts w:eastAsia="Times New Roman" w:cs="Times New Roman"/>
+          <w:szCs w:val="24"/>
+          <w:lang w:eastAsia="cs-CZ"/>
+        </w:rPr>
+      </w:pPr>
+      <w:r>
+        <w:rPr>
+          <w:rFonts w:eastAsia="Times New Roman" w:cs="Times New Roman"/>
+          <w:szCs w:val="24"/>
+          <w:lang w:eastAsia="cs-CZ"/>
+        </w:rPr>
+        <w:t>Pokud je povrch vzorku dokonale rovinný a správně zarovnaný, interferenční obrazec má pravidelný tvar. Jakmile ale dojde k naklonění nebo posunu vzorku, změní se i tvar a poloha interferenčních proužků. Právě z těchto změn je možné určit odchylky v poloze nebo tvaru měřeného prvku.</w:t>
+      </w:r>
+    </w:p>
+    <w:p>
+      <w:pPr>
+        <w:spacing w:before="100" w:beforeAutospacing="1" w:after="100" w:afterAutospacing="1" w:line="240" w:lineRule="auto"/>
+        <w:rPr>
+          <w:rFonts w:eastAsia="Times New Roman" w:cs="Times New Roman"/>
+          <w:szCs w:val="24"/>
+          <w:lang w:eastAsia="cs-CZ"/>
+        </w:rPr>
+      </w:pPr>
+      <w:r>
+        <w:rPr>
+          <w:rFonts w:eastAsia="Times New Roman" w:cs="Times New Roman"/>
+          <w:szCs w:val="24"/>
+          <w:lang w:eastAsia="cs-CZ"/>
+        </w:rPr>
+        <w:t xml:space="preserve">V praxi se často používají interferometry typu </w:t>
+      </w:r>
+      <w:r>
+        <w:rPr>
+          <w:rFonts w:eastAsia="Times New Roman" w:cs="Times New Roman"/>
+          <w:szCs w:val="24"/>
+          <w:lang w:eastAsia="cs-CZ"/>
+        </w:rPr>
+        <w:t xml:space="preserve">Newton, </w:t>
+      </w:r>
+      <w:r>
+        <w:rPr>
+          <w:rFonts w:eastAsia="Times New Roman" w:cs="Times New Roman"/>
+          <w:szCs w:val="24"/>
+          <w:lang w:eastAsia="cs-CZ"/>
+        </w:rPr>
+        <w:t>Michelson nebo Fizeau, kde je součástí soustavy referenční rovinné sklo a dělič paprsku. Zaměřovací kamera sleduje výsledný interferenční obraz a umožňuje vyhodnocení situace v reálném čase. Kromě samotných interferenčních proužků se na obraze mohou objevovat také odrazy od jiných ploch nebo parazitní body, které mohou ovlivnit správnou interpretaci obrazu.</w:t>
+      </w:r>
+    </w:p>
+    <w:p>
+      <w:pPr>
+        <w:spacing w:before="100" w:beforeAutospacing="1" w:after="100" w:afterAutospacing="1" w:line="240" w:lineRule="auto"/>
+        <w:rPr>
+          <w:rFonts w:eastAsia="Times New Roman" w:cs="Times New Roman"/>
+          <w:szCs w:val="24"/>
+          <w:lang w:eastAsia="cs-CZ"/>
+        </w:rPr>
+      </w:pPr>
+      <w:r>
+        <w:rPr>
+          <w:rFonts w:eastAsia="Times New Roman" w:cs="Times New Roman"/>
+          <w:szCs w:val="24"/>
+          <w:lang w:eastAsia="cs-CZ"/>
+        </w:rPr>
+        <w:t>Přesnost měření interferometru je velmi vysoká, protože změna fáze světla odpovídá změnám v řádu zlomků vlnové délky, tedy nanometrů. To je zároveň důvod, proč je nutné věnovat velkou pozornost správnému mechanickému uspořádání a zarovnání celé optické soustavy.</w:t>
+      </w:r>
+    </w:p>
+    <w:p>
+      <w:pPr>
+        <w:pStyle w:val="Heading2"/>
+      </w:pPr>
+      <w:r>
+        <w:t>Obrázky</w:t>
       </w:r>
       <w:bookmarkEnd w:id="2"/>
     </w:p>
     <w:p>
-      <w:r>
-        <w:t>Ukazuje d</w:t>
-      </w:r>
-      <w:r>
-        <w:t>oporučen</w:t>
-      </w:r>
-      <w:r>
-        <w:t xml:space="preserve">ý způsob úpravy </w:t>
-      </w:r>
-      <w:r>
-        <w:t>prvků</w:t>
-      </w:r>
-      <w:r>
-        <w:t>.</w:t>
-      </w:r>
+      <w:pPr>
+        <w:jc w:val="center"/>
+      </w:pPr>
     </w:p>
     <w:p>
       <w:pPr>
         <w:pStyle w:val="Heading2"/>
       </w:pPr>
-      <w:bookmarkStart w:id="3" w:name="_Toc129006840"/>
-      <w:r>
-        <w:t>Obrázky</w:t>
+      <w:bookmarkStart w:id="3" w:name="_Toc129006841"/>
+      <w:r>
+        <w:t>Tabulky</w:t>
       </w:r>
       <w:bookmarkEnd w:id="3"/>
     </w:p>
     <w:p>
       <w:pPr>
-        <w:jc w:val="center"/>
-      </w:pPr>
-      <w:r>
-        <w:rPr>
-          <w:noProof/>
-        </w:rPr>
-        <w:drawing>
-          <wp:inline distT="0" distB="0" distL="0" distR="0" wp14:anchorId="4AA3902F" wp14:editId="7FDF42FF">
-            <wp:extent cx="1936884" cy="1936884"/>
-            <wp:effectExtent l="0" t="0" r="6350" b="6350"/>
-            <wp:docPr id="3" name="Obrázek 3"/>
-            <wp:cNvGraphicFramePr>
-              <a:graphicFrameLocks xmlns:a="http://schemas.openxmlformats.org/drawingml/2006/main" noChangeAspect="1"/>
-            </wp:cNvGraphicFramePr>
-            <a:graphic xmlns:a="http://schemas.openxmlformats.org/drawingml/2006/main">
-              <a:graphicData uri="http://schemas.openxmlformats.org/drawingml/2006/picture">
-                <pic:pic xmlns:pic="http://schemas.openxmlformats.org/drawingml/2006/picture">
-                  <pic:nvPicPr>
-                    <pic:cNvPr id="3" name="Obrázek 3"/>
-                    <pic:cNvPicPr>
-                      <a:picLocks noChangeAspect="1"/>
-                    </pic:cNvPicPr>
-                  </pic:nvPicPr>
-                  <pic:blipFill>
-                    <a:blip r:embed="rId17">
-                      <a:extLst>
-                        <a:ext uri="{96DAC541-7B7A-43D3-8B79-37D633B846F1}">
-                          <asvg:svgBlip xmlns:asvg="http://schemas.microsoft.com/office/drawing/2016/SVG/main" r:embed="rId18"/>
-                        </a:ext>
-                      </a:extLst>
-                    </a:blip>
-                    <a:stretch>
-                      <a:fillRect/>
-                    </a:stretch>
-                  </pic:blipFill>
-                  <pic:spPr>
-                    <a:xfrm>
-                      <a:off x="0" y="0"/>
-                      <a:ext cx="1936884" cy="1936884"/>
-                    </a:xfrm>
-                    <a:prstGeom prst="rect">
-                      <a:avLst/>
-                    </a:prstGeom>
-                  </pic:spPr>
-                </pic:pic>
-              </a:graphicData>
-            </a:graphic>
-          </wp:inline>
-        </w:drawing>
-      </w:r>
-    </w:p>
-    <w:p>
-      <w:pPr>
-        <w:pStyle w:val="Caption"/>
-      </w:pPr>
-      <w:bookmarkStart w:id="4" w:name="_Toc129006852"/>
-      <w:r>
-        <w:t xml:space="preserve">Obrázek </w:t>
-      </w:r>
-      <w:r>
-        <w:fldChar w:fldCharType="begin"/>
-      </w:r>
-      <w:r>
-        <w:instrText xml:space="preserve"> STYLEREF  \s "Nadpis 1" </w:instrText>
-      </w:r>
-      <w:r>
-        <w:fldChar w:fldCharType="separate"/>
-      </w:r>
-      <w:r>
-        <w:rPr>
-          <w:b/>
-          <w:bCs/>
-          <w:noProof/>
-          <w:lang w:val="en-US"/>
-        </w:rPr>
-        <w:t>Error! Use the Home tab to apply Nadpis 1 to the text that you want to appear here.</w:t>
-      </w:r>
-      <w:r>
-        <w:rPr>
-          <w:noProof/>
-        </w:rPr>
-        <w:fldChar w:fldCharType="end"/>
-      </w:r>
-      <w:r>
-        <w:t>.</w:t>
-      </w:r>
-      <w:fldSimple w:instr=" SEQ Obrázek \* ARABIC \s 5 ">
-        <w:r>
-          <w:rPr>
-            <w:noProof/>
-          </w:rPr>
-          <w:t>1</w:t>
-        </w:r>
-      </w:fldSimple>
-      <w:r>
-        <w:t>: Ukázka obrázku</w:t>
-      </w:r>
-      <w:bookmarkEnd w:id="4"/>
-    </w:p>
-    <w:p>
-      <w:pPr>
-        <w:pStyle w:val="Heading2"/>
-      </w:pPr>
-      <w:bookmarkStart w:id="5" w:name="_Toc129006841"/>
-      <w:r>
-        <w:t>Tabulky</w:t>
-      </w:r>
-      <w:bookmarkEnd w:id="5"/>
-    </w:p>
-    <w:p>
-      <w:pPr>
         <w:pStyle w:val="Caption"/>
         <w:keepNext/>
       </w:pPr>
-      <w:bookmarkStart w:id="6" w:name="_Toc129006854"/>
+      <w:bookmarkStart w:id="4" w:name="_Toc129006854"/>
       <w:r>
         <w:t xml:space="preserve">Tabulka </w:t>
       </w:r>
-      <w:fldSimple w:instr=" STYLEREF 1 \s ">
-        <w:r>
-          <w:rPr>
-            <w:noProof/>
-          </w:rPr>
-          <w:t>1</w:t>
-        </w:r>
-      </w:fldSimple>
+      <w:r>
+        <w:fldChar w:fldCharType="begin"/>
+      </w:r>
+      <w:r>
+        <w:instrText xml:space="preserve"> STYLEREF 1 \s </w:instrText>
+      </w:r>
+      <w:r>
+        <w:fldChar w:fldCharType="separate"/>
+      </w:r>
+      <w:r>
+        <w:rPr>
+          <w:noProof/>
+        </w:rPr>
+        <w:t>1</w:t>
+      </w:r>
+      <w:r>
+        <w:rPr>
+          <w:noProof/>
+        </w:rPr>
+        <w:fldChar w:fldCharType="end"/>
+      </w:r>
       <w:r>
         <w:t>.</w:t>
       </w:r>
-      <w:fldSimple w:instr=" SEQ Tabulka \* ARABIC \s 1 ">
-        <w:r>
-          <w:rPr>
-            <w:noProof/>
-          </w:rPr>
-          <w:t>1</w:t>
-        </w:r>
-      </w:fldSimple>
+      <w:r>
+        <w:fldChar w:fldCharType="begin"/>
+      </w:r>
+      <w:r>
+        <w:instrText xml:space="preserve"> SEQ Tabulka \* ARABIC \s 1 </w:instrText>
+      </w:r>
+      <w:r>
+        <w:fldChar w:fldCharType="separate"/>
+      </w:r>
+      <w:r>
+        <w:rPr>
+          <w:noProof/>
+        </w:rPr>
+        <w:t>1</w:t>
+      </w:r>
+      <w:r>
+        <w:rPr>
+          <w:noProof/>
+        </w:rPr>
+        <w:fldChar w:fldCharType="end"/>
+      </w:r>
       <w:r>
         <w:t>: Ukázka tabulky</w:t>
       </w:r>
-      <w:bookmarkEnd w:id="6"/>
+      <w:bookmarkEnd w:id="4"/>
     </w:p>
     <w:tbl>
       <w:tblPr>
@@ -5501,14 +5564,15 @@
       <w:pPr>
         <w:pStyle w:val="Heading2"/>
       </w:pPr>
-      <w:bookmarkStart w:id="7" w:name="_Toc129006842"/>
-      <w:r>
+      <w:bookmarkStart w:id="5" w:name="_Toc129006842"/>
+      <w:r>
+        <w:lastRenderedPageBreak/>
         <w:t>Graf</w:t>
       </w:r>
       <w:r>
         <w:t>y</w:t>
       </w:r>
-      <w:bookmarkEnd w:id="7"/>
+      <w:bookmarkEnd w:id="5"/>
     </w:p>
     <w:p>
       <w:pPr>
@@ -5532,7 +5596,7 @@
             <wp:cNvGraphicFramePr/>
             <a:graphic xmlns:a="http://schemas.openxmlformats.org/drawingml/2006/main">
               <a:graphicData uri="http://schemas.openxmlformats.org/drawingml/2006/chart">
-                <c:chart xmlns:c="http://schemas.openxmlformats.org/drawingml/2006/chart" xmlns:r="http://schemas.openxmlformats.org/officeDocument/2006/relationships" r:id="rId19"/>
+                <c:chart xmlns:c="http://schemas.openxmlformats.org/drawingml/2006/chart" xmlns:r="http://schemas.openxmlformats.org/officeDocument/2006/relationships" r:id="rId17"/>
               </a:graphicData>
             </a:graphic>
           </wp:inline>
@@ -5543,362 +5607,413 @@
       <w:pPr>
         <w:pStyle w:val="Caption"/>
       </w:pPr>
-      <w:bookmarkStart w:id="8" w:name="_Toc129006853"/>
+      <w:bookmarkStart w:id="6" w:name="_Toc129006853"/>
       <w:r>
         <w:t xml:space="preserve">Graf </w:t>
       </w:r>
-      <w:fldSimple w:instr=" STYLEREF 1 \s ">
-        <w:r>
-          <w:rPr>
-            <w:noProof/>
-          </w:rPr>
-          <w:t>1</w:t>
-        </w:r>
-      </w:fldSimple>
+      <w:r>
+        <w:fldChar w:fldCharType="begin"/>
+      </w:r>
+      <w:r>
+        <w:instrText xml:space="preserve"> STYLEREF 1 \s </w:instrText>
+      </w:r>
+      <w:r>
+        <w:fldChar w:fldCharType="separate"/>
+      </w:r>
+      <w:r>
+        <w:rPr>
+          <w:noProof/>
+        </w:rPr>
+        <w:t>1</w:t>
+      </w:r>
+      <w:r>
+        <w:rPr>
+          <w:noProof/>
+        </w:rPr>
+        <w:fldChar w:fldCharType="end"/>
+      </w:r>
       <w:r>
         <w:t>.</w:t>
       </w:r>
-      <w:fldSimple w:instr=" SEQ Graf \* ARABIC \s 1 ">
-        <w:r>
-          <w:rPr>
-            <w:noProof/>
-          </w:rPr>
-          <w:t>1</w:t>
-        </w:r>
-      </w:fldSimple>
+      <w:r>
+        <w:fldChar w:fldCharType="begin"/>
+      </w:r>
+      <w:r>
+        <w:instrText xml:space="preserve"> SEQ Graf \* ARABIC \s 1 </w:instrText>
+      </w:r>
+      <w:r>
+        <w:fldChar w:fldCharType="separate"/>
+      </w:r>
+      <w:r>
+        <w:rPr>
+          <w:noProof/>
+        </w:rPr>
+        <w:t>1</w:t>
+      </w:r>
+      <w:r>
+        <w:rPr>
+          <w:noProof/>
+        </w:rPr>
+        <w:fldChar w:fldCharType="end"/>
+      </w:r>
       <w:r>
         <w:t>: Ukázka grafu</w:t>
+      </w:r>
+      <w:bookmarkEnd w:id="6"/>
+    </w:p>
+    <w:p>
+      <w:r>
+        <w:br w:type="page"/>
+      </w:r>
+    </w:p>
+    <w:p>
+      <w:pPr>
+        <w:pStyle w:val="Heading2"/>
+      </w:pPr>
+      <w:bookmarkStart w:id="7" w:name="_Toc129006843"/>
+      <w:r>
+        <w:lastRenderedPageBreak/>
+        <w:t>Zdrojové kódy</w:t>
+      </w:r>
+      <w:bookmarkEnd w:id="7"/>
+    </w:p>
+    <w:p>
+      <w:pPr>
+        <w:pStyle w:val="PlainText"/>
+      </w:pPr>
+      <w:r>
+        <w:t xml:space="preserve">    </w:t>
+      </w:r>
+    </w:p>
+    <w:p>
+      <w:pPr>
+        <w:pStyle w:val="PlainText"/>
+      </w:pPr>
+      <w:r>
+        <w:rPr>
+          <w:color w:val="0000FF"/>
+        </w:rPr>
+        <w:t xml:space="preserve">    </w:t>
+      </w:r>
+      <w:r>
+        <w:rPr>
+          <w:color w:val="0000FF"/>
+        </w:rPr>
+        <w:t>Set</w:t>
+      </w:r>
+      <w:r>
+        <w:t xml:space="preserve"> fso = </w:t>
+      </w:r>
+      <w:r>
+        <w:rPr>
+          <w:color w:val="A31515"/>
+        </w:rPr>
+        <w:t>Nothing</w:t>
+      </w:r>
+      <w:r>
+        <w:br/>
+        <w:t xml:space="preserve">    </w:t>
+      </w:r>
+      <w:r>
+        <w:rPr>
+          <w:color w:val="0000FF"/>
+        </w:rPr>
+        <w:t>Set</w:t>
+      </w:r>
+      <w:r>
+        <w:t xml:space="preserve"> fso = </w:t>
+      </w:r>
+      <w:r>
+        <w:rPr>
+          <w:color w:val="0000FF"/>
+        </w:rPr>
+        <w:t>CreateObject</w:t>
+      </w:r>
+      <w:r>
+        <w:t>(</w:t>
+      </w:r>
+      <w:r>
+        <w:rPr>
+          <w:color w:val="A31515"/>
+        </w:rPr>
+        <w:t>"Scripting.FileSystemObject"</w:t>
+      </w:r>
+      <w:r>
+        <w:t>)</w:t>
+      </w:r>
+      <w:r>
+        <w:br/>
+        <w:t xml:space="preserve">    </w:t>
+      </w:r>
+      <w:r>
+        <w:rPr>
+          <w:color w:val="0000FF"/>
+        </w:rPr>
+        <w:t>Set</w:t>
+      </w:r>
+      <w:r>
+        <w:t xml:space="preserve"> FileToRead = fso.OpenTextFile(strTxtPath, 1)</w:t>
+      </w:r>
+      <w:r>
+        <w:br/>
+        <w:t xml:space="preserve">    strText = FileToRead.ReadAll</w:t>
+      </w:r>
+      <w:r>
+        <w:br/>
+        <w:t xml:space="preserve">    FileToRead.Close</w:t>
+      </w:r>
+      <w:r>
+        <w:br/>
+        <w:t xml:space="preserve">    </w:t>
+      </w:r>
+      <w:r>
+        <w:br/>
+        <w:t xml:space="preserve">    </w:t>
+      </w:r>
+      <w:r>
+        <w:rPr>
+          <w:color w:val="008000"/>
+        </w:rPr>
+        <w:t>'get recipients</w:t>
+      </w:r>
+      <w:r>
+        <w:br/>
+        <w:t xml:space="preserve">    strTO = </w:t>
+      </w:r>
+      <w:r>
+        <w:rPr>
+          <w:color w:val="0000FF"/>
+        </w:rPr>
+        <w:t>Replace</w:t>
+      </w:r>
+      <w:r>
+        <w:t>(</w:t>
+      </w:r>
+      <w:r>
+        <w:rPr>
+          <w:color w:val="0000FF"/>
+        </w:rPr>
+        <w:t>Split</w:t>
+      </w:r>
+      <w:r>
+        <w:t xml:space="preserve">(strText, </w:t>
+      </w:r>
+      <w:r>
+        <w:rPr>
+          <w:color w:val="A31515"/>
+        </w:rPr>
+        <w:t>"TO"</w:t>
+      </w:r>
+      <w:r>
+        <w:t xml:space="preserve">)(1), vbLf, </w:t>
+      </w:r>
+      <w:r>
+        <w:rPr>
+          <w:color w:val="A31515"/>
+        </w:rPr>
+        <w:t>""</w:t>
+      </w:r>
+      <w:r>
+        <w:t>)</w:t>
+      </w:r>
+      <w:r>
+        <w:br/>
+        <w:t xml:space="preserve">    strCC = </w:t>
+      </w:r>
+      <w:r>
+        <w:rPr>
+          <w:color w:val="0000FF"/>
+        </w:rPr>
+        <w:t>Replace</w:t>
+      </w:r>
+      <w:r>
+        <w:t>(</w:t>
+      </w:r>
+      <w:r>
+        <w:rPr>
+          <w:color w:val="0000FF"/>
+        </w:rPr>
+        <w:t>Split</w:t>
+      </w:r>
+      <w:r>
+        <w:t xml:space="preserve">(strText, </w:t>
+      </w:r>
+      <w:r>
+        <w:rPr>
+          <w:color w:val="A31515"/>
+        </w:rPr>
+        <w:t>"CC"</w:t>
+      </w:r>
+      <w:r>
+        <w:t xml:space="preserve">)(1), vbLf, </w:t>
+      </w:r>
+      <w:r>
+        <w:rPr>
+          <w:color w:val="A31515"/>
+        </w:rPr>
+        <w:t>""</w:t>
+      </w:r>
+      <w:r>
+        <w:t>)</w:t>
+      </w:r>
+      <w:r>
+        <w:br/>
+        <w:t xml:space="preserve">    strBCC = </w:t>
+      </w:r>
+      <w:r>
+        <w:rPr>
+          <w:color w:val="0000FF"/>
+        </w:rPr>
+        <w:t>Replace</w:t>
+      </w:r>
+      <w:r>
+        <w:t>(</w:t>
+      </w:r>
+      <w:r>
+        <w:rPr>
+          <w:color w:val="0000FF"/>
+        </w:rPr>
+        <w:t>Split</w:t>
+      </w:r>
+      <w:r>
+        <w:t xml:space="preserve">(strText, </w:t>
+      </w:r>
+      <w:r>
+        <w:rPr>
+          <w:color w:val="A31515"/>
+        </w:rPr>
+        <w:t>"BCC"</w:t>
+      </w:r>
+      <w:r>
+        <w:t xml:space="preserve">)(1), vbLf, </w:t>
+      </w:r>
+      <w:r>
+        <w:rPr>
+          <w:color w:val="A31515"/>
+        </w:rPr>
+        <w:t>""</w:t>
+      </w:r>
+      <w:r>
+        <w:t>)</w:t>
+      </w:r>
+    </w:p>
+    <w:p>
+      <w:pPr>
+        <w:pStyle w:val="PlainText"/>
+      </w:pPr>
+    </w:p>
+    <w:p>
+      <w:pPr>
+        <w:pStyle w:val="Caption"/>
+      </w:pPr>
+      <w:bookmarkStart w:id="8" w:name="_Toc129006855"/>
+      <w:r>
+        <w:t xml:space="preserve">Zdrojový kód </w:t>
+      </w:r>
+      <w:r>
+        <w:fldChar w:fldCharType="begin"/>
+      </w:r>
+      <w:r>
+        <w:instrText xml:space="preserve"> STYLEREF 1 \s </w:instrText>
+      </w:r>
+      <w:r>
+        <w:fldChar w:fldCharType="separate"/>
+      </w:r>
+      <w:r>
+        <w:rPr>
+          <w:noProof/>
+        </w:rPr>
+        <w:t>1</w:t>
+      </w:r>
+      <w:r>
+        <w:rPr>
+          <w:noProof/>
+        </w:rPr>
+        <w:fldChar w:fldCharType="end"/>
+      </w:r>
+      <w:r>
+        <w:t>.</w:t>
+      </w:r>
+      <w:r>
+        <w:fldChar w:fldCharType="begin"/>
+      </w:r>
+      <w:r>
+        <w:instrText xml:space="preserve"> SEQ Zdrojový_kód \* ARABIC \s 1 </w:instrText>
+      </w:r>
+      <w:r>
+        <w:fldChar w:fldCharType="separate"/>
+      </w:r>
+      <w:r>
+        <w:rPr>
+          <w:noProof/>
+        </w:rPr>
+        <w:t>1</w:t>
+      </w:r>
+      <w:r>
+        <w:rPr>
+          <w:noProof/>
+        </w:rPr>
+        <w:fldChar w:fldCharType="end"/>
+      </w:r>
+      <w:r>
+        <w:t>: Ukázka zdrojového kódu</w:t>
       </w:r>
       <w:bookmarkEnd w:id="8"/>
     </w:p>
     <w:p>
-      <w:r>
-        <w:lastRenderedPageBreak/>
-        <w:br w:type="page"/>
-      </w:r>
-    </w:p>
-    <w:p>
       <w:pPr>
         <w:pStyle w:val="Heading2"/>
       </w:pPr>
-      <w:bookmarkStart w:id="9" w:name="_Toc129006843"/>
-      <w:r>
-        <w:lastRenderedPageBreak/>
-        <w:t>Zdrojové kódy</w:t>
+      <w:bookmarkStart w:id="9" w:name="_Toc129006844"/>
+      <w:r>
+        <w:t>Citace</w:t>
       </w:r>
       <w:bookmarkEnd w:id="9"/>
     </w:p>
     <w:p>
-      <w:pPr>
-        <w:pStyle w:val="PlainText"/>
-      </w:pPr>
-      <w:r>
-        <w:t xml:space="preserve">    </w:t>
+      <w:r>
+        <w:t>Doporučená metoda:</w:t>
+      </w:r>
+      <w:r>
+        <w:t xml:space="preserve"> </w:t>
+      </w:r>
+      <w:r>
+        <w:t>Word doplněk</w:t>
+      </w:r>
+      <w:r>
+        <w:t xml:space="preserve"> </w:t>
+      </w:r>
+      <w:r>
+        <w:t>Citace PRO PLUS (ISO 690</w:t>
+      </w:r>
+      <w:r>
+        <w:t xml:space="preserve"> [číslování]</w:t>
+      </w:r>
+      <w:r>
+        <w:t>)</w:t>
+      </w:r>
+      <w:r>
+        <w:t xml:space="preserve"> – více v</w:t>
+      </w:r>
+      <w:r>
+        <w:t> </w:t>
+      </w:r>
+      <w:r>
+        <w:t>návodu</w:t>
+      </w:r>
+      <w:r>
+        <w:t>.</w:t>
       </w:r>
     </w:p>
     <w:p>
       <w:pPr>
-        <w:pStyle w:val="PlainText"/>
-      </w:pPr>
-      <w:r>
-        <w:rPr>
-          <w:color w:val="0000FF"/>
-        </w:rPr>
-        <w:t xml:space="preserve">    </w:t>
-      </w:r>
-      <w:r>
-        <w:rPr>
-          <w:color w:val="0000FF"/>
-        </w:rPr>
-        <w:t>Set</w:t>
-      </w:r>
-      <w:r>
-        <w:t xml:space="preserve"> fso = </w:t>
-      </w:r>
-      <w:r>
-        <w:rPr>
-          <w:color w:val="A31515"/>
-        </w:rPr>
-        <w:t>Nothing</w:t>
-      </w:r>
-      <w:r>
-        <w:br/>
-        <w:t xml:space="preserve">    </w:t>
-      </w:r>
-      <w:r>
-        <w:rPr>
-          <w:color w:val="0000FF"/>
-        </w:rPr>
-        <w:t>Set</w:t>
-      </w:r>
-      <w:r>
-        <w:t xml:space="preserve"> fso = </w:t>
-      </w:r>
-      <w:r>
-        <w:rPr>
-          <w:color w:val="0000FF"/>
-        </w:rPr>
-        <w:t>CreateObject</w:t>
-      </w:r>
-      <w:r>
-        <w:t>(</w:t>
-      </w:r>
-      <w:r>
-        <w:rPr>
-          <w:color w:val="A31515"/>
-        </w:rPr>
-        <w:t>"Scripting.FileSystemObject"</w:t>
-      </w:r>
-      <w:r>
-        <w:t>)</w:t>
-      </w:r>
-      <w:r>
-        <w:br/>
-        <w:t xml:space="preserve">    </w:t>
-      </w:r>
-      <w:r>
-        <w:rPr>
-          <w:color w:val="0000FF"/>
-        </w:rPr>
-        <w:t>Set</w:t>
-      </w:r>
-      <w:r>
-        <w:t xml:space="preserve"> FileToRead = fso.OpenTextFile(strTxtPath, 1)</w:t>
-      </w:r>
-      <w:r>
-        <w:br/>
-        <w:t xml:space="preserve">    strText = FileToRead.ReadAll</w:t>
-      </w:r>
-      <w:r>
-        <w:br/>
-        <w:t xml:space="preserve">    FileToRead.Close</w:t>
-      </w:r>
-      <w:r>
-        <w:br/>
-        <w:t xml:space="preserve">    </w:t>
-      </w:r>
-      <w:r>
-        <w:br/>
-        <w:t xml:space="preserve">    </w:t>
-      </w:r>
-      <w:r>
-        <w:rPr>
-          <w:color w:val="008000"/>
-        </w:rPr>
-        <w:t>'get recipients</w:t>
-      </w:r>
-      <w:r>
-        <w:br/>
-        <w:t xml:space="preserve">    strTO = </w:t>
-      </w:r>
-      <w:r>
-        <w:rPr>
-          <w:color w:val="0000FF"/>
-        </w:rPr>
-        <w:t>Replace</w:t>
-      </w:r>
-      <w:r>
-        <w:t>(</w:t>
-      </w:r>
-      <w:r>
-        <w:rPr>
-          <w:color w:val="0000FF"/>
-        </w:rPr>
-        <w:t>Split</w:t>
-      </w:r>
-      <w:r>
-        <w:t xml:space="preserve">(strText, </w:t>
-      </w:r>
-      <w:r>
-        <w:rPr>
-          <w:color w:val="A31515"/>
-        </w:rPr>
-        <w:t>"TO"</w:t>
-      </w:r>
-      <w:r>
-        <w:t xml:space="preserve">)(1), vbLf, </w:t>
-      </w:r>
-      <w:r>
-        <w:rPr>
-          <w:color w:val="A31515"/>
-        </w:rPr>
-        <w:t>""</w:t>
-      </w:r>
-      <w:r>
-        <w:t>)</w:t>
-      </w:r>
-      <w:r>
-        <w:br/>
-        <w:t xml:space="preserve">    strCC = </w:t>
-      </w:r>
-      <w:r>
-        <w:rPr>
-          <w:color w:val="0000FF"/>
-        </w:rPr>
-        <w:t>Replace</w:t>
-      </w:r>
-      <w:r>
-        <w:t>(</w:t>
-      </w:r>
-      <w:r>
-        <w:rPr>
-          <w:color w:val="0000FF"/>
-        </w:rPr>
-        <w:t>Split</w:t>
-      </w:r>
-      <w:r>
-        <w:t xml:space="preserve">(strText, </w:t>
-      </w:r>
-      <w:r>
-        <w:rPr>
-          <w:color w:val="A31515"/>
-        </w:rPr>
-        <w:t>"CC"</w:t>
-      </w:r>
-      <w:r>
-        <w:t xml:space="preserve">)(1), vbLf, </w:t>
-      </w:r>
-      <w:r>
-        <w:rPr>
-          <w:color w:val="A31515"/>
-        </w:rPr>
-        <w:t>""</w:t>
-      </w:r>
-      <w:r>
-        <w:t>)</w:t>
-      </w:r>
-      <w:r>
-        <w:br/>
-        <w:t xml:space="preserve">    strBCC = </w:t>
-      </w:r>
-      <w:r>
-        <w:rPr>
-          <w:color w:val="0000FF"/>
-        </w:rPr>
-        <w:t>Replace</w:t>
-      </w:r>
-      <w:r>
-        <w:t>(</w:t>
-      </w:r>
-      <w:r>
-        <w:rPr>
-          <w:color w:val="0000FF"/>
-        </w:rPr>
-        <w:t>Split</w:t>
-      </w:r>
-      <w:r>
-        <w:t xml:space="preserve">(strText, </w:t>
-      </w:r>
-      <w:r>
-        <w:rPr>
-          <w:color w:val="A31515"/>
-        </w:rPr>
-        <w:t>"BCC"</w:t>
-      </w:r>
-      <w:r>
-        <w:t xml:space="preserve">)(1), vbLf, </w:t>
-      </w:r>
-      <w:r>
-        <w:rPr>
-          <w:color w:val="A31515"/>
-        </w:rPr>
-        <w:t>""</w:t>
-      </w:r>
-      <w:r>
-        <w:t>)</w:t>
-      </w:r>
-    </w:p>
-    <w:p>
-      <w:pPr>
-        <w:pStyle w:val="PlainText"/>
-      </w:pPr>
-    </w:p>
-    <w:p>
-      <w:pPr>
-        <w:pStyle w:val="Caption"/>
-      </w:pPr>
-      <w:bookmarkStart w:id="10" w:name="_Toc129006855"/>
-      <w:r>
-        <w:t xml:space="preserve">Zdrojový kód </w:t>
-      </w:r>
-      <w:fldSimple w:instr=" STYLEREF 1 \s ">
-        <w:r>
-          <w:rPr>
-            <w:noProof/>
-          </w:rPr>
-          <w:t>1</w:t>
-        </w:r>
-      </w:fldSimple>
-      <w:r>
-        <w:t>.</w:t>
-      </w:r>
-      <w:fldSimple w:instr=" SEQ Zdrojový_kód \* ARABIC \s 1 ">
-        <w:r>
-          <w:rPr>
-            <w:noProof/>
-          </w:rPr>
-          <w:t>1</w:t>
-        </w:r>
-      </w:fldSimple>
-      <w:r>
-        <w:t>: Ukázka zdrojového kódu</w:t>
+        <w:pStyle w:val="Heading2"/>
+      </w:pPr>
+      <w:bookmarkStart w:id="10" w:name="_Toc129006845"/>
+      <w:r>
+        <w:t>Rovnice</w:t>
       </w:r>
       <w:bookmarkEnd w:id="10"/>
-    </w:p>
-    <w:p>
-      <w:pPr>
-        <w:pStyle w:val="Heading2"/>
-      </w:pPr>
-      <w:bookmarkStart w:id="11" w:name="_Toc129006844"/>
-      <w:r>
-        <w:t>Citace</w:t>
-      </w:r>
-      <w:bookmarkEnd w:id="11"/>
-    </w:p>
-    <w:p>
-      <w:r>
-        <w:t>Doporučená metoda:</w:t>
-      </w:r>
-      <w:r>
-        <w:t xml:space="preserve"> </w:t>
-      </w:r>
-      <w:r>
-        <w:t>Word doplněk</w:t>
-      </w:r>
-      <w:r>
-        <w:t xml:space="preserve"> </w:t>
-      </w:r>
-      <w:r>
-        <w:t>Citace PRO PLUS (ISO 690</w:t>
-      </w:r>
-      <w:r>
-        <w:t xml:space="preserve"> [číslování]</w:t>
-      </w:r>
-      <w:r>
-        <w:t>)</w:t>
-      </w:r>
-      <w:r>
-        <w:t xml:space="preserve"> – více v</w:t>
-      </w:r>
-      <w:r>
-        <w:t> </w:t>
-      </w:r>
-      <w:r>
-        <w:t>návodu</w:t>
-      </w:r>
-      <w:r>
-        <w:t>.</w:t>
-      </w:r>
-    </w:p>
-    <w:p>
-      <w:pPr>
-        <w:pStyle w:val="Heading2"/>
-      </w:pPr>
-      <w:bookmarkStart w:id="12" w:name="_Toc129006845"/>
-      <w:r>
-        <w:t>Rovnice</w:t>
-      </w:r>
-      <w:bookmarkEnd w:id="12"/>
     </w:p>
     <w:tbl>
       <w:tblPr>
@@ -5961,35 +6076,61 @@
               <w:pStyle w:val="Caption"/>
               <w:jc w:val="right"/>
             </w:pPr>
-            <w:bookmarkStart w:id="13" w:name="_Toc121274679"/>
-            <w:bookmarkStart w:id="14" w:name="_Toc121274810"/>
+            <w:bookmarkStart w:id="11" w:name="_Toc121274679"/>
+            <w:bookmarkStart w:id="12" w:name="_Toc121274810"/>
             <w:r>
               <w:t>(</w:t>
             </w:r>
-            <w:fldSimple w:instr=" STYLEREF 1 \s ">
-              <w:r>
-                <w:rPr>
-                  <w:noProof/>
-                </w:rPr>
-                <w:t>1</w:t>
-              </w:r>
-            </w:fldSimple>
+            <w:r>
+              <w:fldChar w:fldCharType="begin"/>
+            </w:r>
+            <w:r>
+              <w:instrText xml:space="preserve"> STYLEREF 1 \s </w:instrText>
+            </w:r>
+            <w:r>
+              <w:fldChar w:fldCharType="separate"/>
+            </w:r>
+            <w:r>
+              <w:rPr>
+                <w:noProof/>
+              </w:rPr>
+              <w:t>1</w:t>
+            </w:r>
+            <w:r>
+              <w:rPr>
+                <w:noProof/>
+              </w:rPr>
+              <w:fldChar w:fldCharType="end"/>
+            </w:r>
             <w:r>
               <w:t>.</w:t>
             </w:r>
-            <w:fldSimple w:instr=" SEQ Rovnice \* ARABIC \s 1 ">
-              <w:r>
-                <w:rPr>
-                  <w:noProof/>
-                </w:rPr>
-                <w:t>1</w:t>
-              </w:r>
-            </w:fldSimple>
+            <w:r>
+              <w:fldChar w:fldCharType="begin"/>
+            </w:r>
+            <w:r>
+              <w:instrText xml:space="preserve"> SEQ Rovnice \* ARABIC \s 1 </w:instrText>
+            </w:r>
+            <w:r>
+              <w:fldChar w:fldCharType="separate"/>
+            </w:r>
+            <w:r>
+              <w:rPr>
+                <w:noProof/>
+              </w:rPr>
+              <w:t>1</w:t>
+            </w:r>
+            <w:r>
+              <w:rPr>
+                <w:noProof/>
+              </w:rPr>
+              <w:fldChar w:fldCharType="end"/>
+            </w:r>
             <w:r>
               <w:t>)</w:t>
             </w:r>
-            <w:bookmarkEnd w:id="13"/>
-            <w:bookmarkEnd w:id="14"/>
+            <w:bookmarkEnd w:id="11"/>
+            <w:bookmarkEnd w:id="12"/>
           </w:p>
         </w:tc>
       </w:tr>
@@ -6010,12 +6151,12 @@
       <w:pPr>
         <w:pStyle w:val="Heading4"/>
       </w:pPr>
-      <w:bookmarkStart w:id="15" w:name="_Toc129006846"/>
+      <w:bookmarkStart w:id="13" w:name="_Toc129006846"/>
       <w:r>
         <w:lastRenderedPageBreak/>
         <w:t>Praktická část</w:t>
       </w:r>
-      <w:bookmarkEnd w:id="15"/>
+      <w:bookmarkEnd w:id="13"/>
     </w:p>
     <w:p/>
     <w:p>
@@ -6027,12 +6168,12 @@
       <w:pPr>
         <w:pStyle w:val="Heading4"/>
       </w:pPr>
-      <w:bookmarkStart w:id="16" w:name="_Toc129006847"/>
+      <w:bookmarkStart w:id="14" w:name="_Toc129006847"/>
       <w:r>
         <w:lastRenderedPageBreak/>
         <w:t>Závěr</w:t>
       </w:r>
-      <w:bookmarkEnd w:id="16"/>
+      <w:bookmarkEnd w:id="14"/>
     </w:p>
     <w:p/>
     <w:p>
@@ -6040,7 +6181,7 @@
         <w:br w:type="page"/>
       </w:r>
     </w:p>
-    <w:bookmarkStart w:id="17" w:name="_Toc129006848" w:displacedByCustomXml="next"/>
+    <w:bookmarkStart w:id="15" w:name="_Toc129006848" w:displacedByCustomXml="next"/>
     <w:sdt>
       <w:sdtPr>
         <w:rPr>
@@ -6065,42 +6206,53 @@
           <w:r>
             <w:t>Použitá literatura</w:t>
           </w:r>
-          <w:bookmarkEnd w:id="17"/>
+          <w:bookmarkEnd w:id="15"/>
         </w:p>
+        <w:p/>
         <w:sdt>
           <w:sdtPr>
             <w:id w:val="111145805"/>
             <w:bibliography/>
           </w:sdtPr>
+          <w:sdtEndPr>
+            <w:rPr>
+              <w:szCs w:val="22"/>
+            </w:rPr>
+          </w:sdtEndPr>
           <w:sdtContent>
             <w:p>
+              <w:pPr>
+                <w:pStyle w:val="ListParagraph"/>
+                <w:numPr>
+                  <w:ilvl w:val="0"/>
+                  <w:numId w:val="10"/>
+                </w:numPr>
+                <w:ind w:left="357" w:hanging="357"/>
+              </w:pPr>
               <w:r>
-                <w:fldChar w:fldCharType="begin"/>
-              </w:r>
-              <w:r>
-                <w:instrText>BIBLIOGRAPHY</w:instrText>
-              </w:r>
-              <w:r>
-                <w:fldChar w:fldCharType="separate"/>
+                <w:t>MALACARA, Daniel (ed.). </w:t>
               </w:r>
               <w:r>
                 <w:rPr>
-                  <w:b/>
-                  <w:bCs/>
-                  <w:noProof/>
+                  <w:i/>
+                  <w:iCs/>
                 </w:rPr>
-                <w:t>Aktuální dokument neobsahuje žádné prameny.</w:t>
+                <w:t>Optical shop testing</w:t>
               </w:r>
               <w:r>
-                <w:rPr>
-                  <w:b/>
-                  <w:bCs/>
-                </w:rPr>
-                <w:fldChar w:fldCharType="end"/>
+                <w:t>. 3rd ed. Wiley series in pure and applied optics. Hoboken, N.J.: John Wiley, 2007. ISBN 978-0-471-48404-2.</w:t>
               </w:r>
             </w:p>
+            <w:p/>
+            <w:p/>
+            <w:p/>
           </w:sdtContent>
         </w:sdt>
+        <w:p>
+          <w:pPr>
+            <w:ind w:left="360" w:hanging="360"/>
+          </w:pPr>
+        </w:p>
       </w:sdtContent>
     </w:sdt>
     <w:p/>
@@ -6116,36 +6268,36 @@
           <w:rStyle w:val="Heading4Char"/>
         </w:rPr>
       </w:pPr>
-      <w:bookmarkStart w:id="18" w:name="_Toc129006849"/>
+      <w:bookmarkStart w:id="16" w:name="_Toc129006849"/>
       <w:r>
         <w:lastRenderedPageBreak/>
         <w:t>Přílohy</w:t>
       </w:r>
+      <w:bookmarkEnd w:id="16"/>
+    </w:p>
+    <w:p>
+      <w:pPr>
+        <w:pStyle w:val="Heading5"/>
+      </w:pPr>
+      <w:bookmarkStart w:id="17" w:name="_Toc129006850"/>
+      <w:r>
+        <w:t>Příloha</w:t>
+      </w:r>
+      <w:bookmarkEnd w:id="17"/>
+    </w:p>
+    <w:p>
+      <w:pPr>
+        <w:pStyle w:val="Heading6"/>
+      </w:pPr>
+      <w:bookmarkStart w:id="18" w:name="_Toc129006851"/>
+      <w:r>
+        <w:t>Dílčí část přílohy</w:t>
+      </w:r>
       <w:bookmarkEnd w:id="18"/>
     </w:p>
-    <w:p>
-      <w:pPr>
-        <w:pStyle w:val="Heading5"/>
-      </w:pPr>
-      <w:bookmarkStart w:id="19" w:name="_Toc129006850"/>
-      <w:r>
-        <w:t>Příloha</w:t>
-      </w:r>
-      <w:bookmarkEnd w:id="19"/>
-    </w:p>
-    <w:p>
-      <w:pPr>
-        <w:pStyle w:val="Heading6"/>
-      </w:pPr>
-      <w:bookmarkStart w:id="20" w:name="_Toc129006851"/>
-      <w:r>
-        <w:t>Dílčí část přílohy</w:t>
-      </w:r>
-      <w:bookmarkEnd w:id="20"/>
-    </w:p>
     <w:sectPr>
-      <w:footerReference w:type="even" r:id="rId20"/>
-      <w:footerReference w:type="default" r:id="rId21"/>
+      <w:footerReference w:type="even" r:id="rId18"/>
+      <w:footerReference w:type="default" r:id="rId19"/>
       <w:pgSz w:w="11906" w:h="16838"/>
       <w:pgMar w:top="1247" w:right="1418" w:bottom="1134" w:left="1418" w:header="794" w:footer="794" w:gutter="0"/>
       <w:cols w:space="708"/>
@@ -6753,6 +6905,95 @@
     </w:lvl>
   </w:abstractNum>
   <w:abstractNum w:abstractNumId="2" w15:restartNumberingAfterBreak="0">
+    <w:nsid w:val="1C2D1EE7"/>
+    <w:multiLevelType w:val="hybridMultilevel"/>
+    <w:tmpl w:val="8AFA36FA"/>
+    <w:lvl w:ilvl="0" w:tplc="22044660">
+      <w:start w:val="1"/>
+      <w:numFmt w:val="decimal"/>
+      <w:lvlText w:val="[%1]"/>
+      <w:lvlJc w:val="left"/>
+      <w:pPr>
+        <w:ind w:left="720" w:hanging="360"/>
+      </w:pPr>
+      <w:rPr>
+        <w:rFonts w:hint="default"/>
+      </w:rPr>
+    </w:lvl>
+    <w:lvl w:ilvl="1" w:tplc="04050019" w:tentative="1">
+      <w:start w:val="1"/>
+      <w:numFmt w:val="lowerLetter"/>
+      <w:lvlText w:val="%2."/>
+      <w:lvlJc w:val="left"/>
+      <w:pPr>
+        <w:ind w:left="1440" w:hanging="360"/>
+      </w:pPr>
+    </w:lvl>
+    <w:lvl w:ilvl="2" w:tplc="0405001B" w:tentative="1">
+      <w:start w:val="1"/>
+      <w:numFmt w:val="lowerRoman"/>
+      <w:lvlText w:val="%3."/>
+      <w:lvlJc w:val="right"/>
+      <w:pPr>
+        <w:ind w:left="2160" w:hanging="180"/>
+      </w:pPr>
+    </w:lvl>
+    <w:lvl w:ilvl="3" w:tplc="0405000F" w:tentative="1">
+      <w:start w:val="1"/>
+      <w:numFmt w:val="decimal"/>
+      <w:lvlText w:val="%4."/>
+      <w:lvlJc w:val="left"/>
+      <w:pPr>
+        <w:ind w:left="2880" w:hanging="360"/>
+      </w:pPr>
+    </w:lvl>
+    <w:lvl w:ilvl="4" w:tplc="04050019" w:tentative="1">
+      <w:start w:val="1"/>
+      <w:numFmt w:val="lowerLetter"/>
+      <w:lvlText w:val="%5."/>
+      <w:lvlJc w:val="left"/>
+      <w:pPr>
+        <w:ind w:left="3600" w:hanging="360"/>
+      </w:pPr>
+    </w:lvl>
+    <w:lvl w:ilvl="5" w:tplc="0405001B" w:tentative="1">
+      <w:start w:val="1"/>
+      <w:numFmt w:val="lowerRoman"/>
+      <w:lvlText w:val="%6."/>
+      <w:lvlJc w:val="right"/>
+      <w:pPr>
+        <w:ind w:left="4320" w:hanging="180"/>
+      </w:pPr>
+    </w:lvl>
+    <w:lvl w:ilvl="6" w:tplc="0405000F" w:tentative="1">
+      <w:start w:val="1"/>
+      <w:numFmt w:val="decimal"/>
+      <w:lvlText w:val="%7."/>
+      <w:lvlJc w:val="left"/>
+      <w:pPr>
+        <w:ind w:left="5040" w:hanging="360"/>
+      </w:pPr>
+    </w:lvl>
+    <w:lvl w:ilvl="7" w:tplc="04050019" w:tentative="1">
+      <w:start w:val="1"/>
+      <w:numFmt w:val="lowerLetter"/>
+      <w:lvlText w:val="%8."/>
+      <w:lvlJc w:val="left"/>
+      <w:pPr>
+        <w:ind w:left="5760" w:hanging="360"/>
+      </w:pPr>
+    </w:lvl>
+    <w:lvl w:ilvl="8" w:tplc="0405001B" w:tentative="1">
+      <w:start w:val="1"/>
+      <w:numFmt w:val="lowerRoman"/>
+      <w:lvlText w:val="%9."/>
+      <w:lvlJc w:val="right"/>
+      <w:pPr>
+        <w:ind w:left="6480" w:hanging="180"/>
+      </w:pPr>
+    </w:lvl>
+  </w:abstractNum>
+  <w:abstractNum w:abstractNumId="3" w15:restartNumberingAfterBreak="0">
     <w:nsid w:val="2719209C"/>
     <w:multiLevelType w:val="hybridMultilevel"/>
     <w:tmpl w:val="68C00542"/>
@@ -6838,7 +7079,7 @@
       </w:pPr>
     </w:lvl>
   </w:abstractNum>
-  <w:abstractNum w:abstractNumId="3" w15:restartNumberingAfterBreak="0">
+  <w:abstractNum w:abstractNumId="4" w15:restartNumberingAfterBreak="0">
     <w:nsid w:val="2A303E3F"/>
     <w:multiLevelType w:val="multilevel"/>
     <w:tmpl w:val="39166986"/>
@@ -6961,13 +7202,13 @@
       </w:rPr>
     </w:lvl>
   </w:abstractNum>
-  <w:abstractNum w:abstractNumId="4" w15:restartNumberingAfterBreak="0">
+  <w:abstractNum w:abstractNumId="5" w15:restartNumberingAfterBreak="0">
     <w:nsid w:val="30BA1A51"/>
     <w:multiLevelType w:val="multilevel"/>
     <w:tmpl w:val="39166986"/>
     <w:numStyleLink w:val="slovannadpisy"/>
   </w:abstractNum>
-  <w:abstractNum w:abstractNumId="5" w15:restartNumberingAfterBreak="0">
+  <w:abstractNum w:abstractNumId="6" w15:restartNumberingAfterBreak="0">
     <w:nsid w:val="3B6C69A9"/>
     <w:multiLevelType w:val="multilevel"/>
     <w:tmpl w:val="0D48FB5A"/>
@@ -7091,7 +7332,7 @@
       </w:rPr>
     </w:lvl>
   </w:abstractNum>
-  <w:abstractNum w:abstractNumId="6" w15:restartNumberingAfterBreak="0">
+  <w:abstractNum w:abstractNumId="7" w15:restartNumberingAfterBreak="0">
     <w:nsid w:val="3C612603"/>
     <w:multiLevelType w:val="hybridMultilevel"/>
     <w:tmpl w:val="1D302D70"/>
@@ -7178,13 +7419,13 @@
       </w:pPr>
     </w:lvl>
   </w:abstractNum>
-  <w:abstractNum w:abstractNumId="7" w15:restartNumberingAfterBreak="0">
+  <w:abstractNum w:abstractNumId="8" w15:restartNumberingAfterBreak="0">
     <w:nsid w:val="5C1308CB"/>
     <w:multiLevelType w:val="multilevel"/>
     <w:tmpl w:val="0D48FB5A"/>
     <w:numStyleLink w:val="Plohy"/>
   </w:abstractNum>
-  <w:abstractNum w:abstractNumId="8" w15:restartNumberingAfterBreak="0">
+  <w:abstractNum w:abstractNumId="9" w15:restartNumberingAfterBreak="0">
     <w:nsid w:val="75CE291A"/>
     <w:multiLevelType w:val="multilevel"/>
     <w:tmpl w:val="8660BA9A"/>
@@ -7309,31 +7550,34 @@
     </w:lvl>
   </w:abstractNum>
   <w:num w:numId="1" w16cid:durableId="127432943">
+    <w:abstractNumId w:val="7"/>
+  </w:num>
+  <w:num w:numId="2" w16cid:durableId="1614240079">
+    <w:abstractNumId w:val="4"/>
+  </w:num>
+  <w:num w:numId="3" w16cid:durableId="930311458">
     <w:abstractNumId w:val="6"/>
   </w:num>
-  <w:num w:numId="2" w16cid:durableId="1614240079">
-    <w:abstractNumId w:val="3"/>
-  </w:num>
-  <w:num w:numId="3" w16cid:durableId="930311458">
+  <w:num w:numId="4" w16cid:durableId="168914833">
     <w:abstractNumId w:val="5"/>
   </w:num>
-  <w:num w:numId="4" w16cid:durableId="168914833">
-    <w:abstractNumId w:val="4"/>
-  </w:num>
   <w:num w:numId="5" w16cid:durableId="1269698234">
-    <w:abstractNumId w:val="7"/>
+    <w:abstractNumId w:val="8"/>
   </w:num>
   <w:num w:numId="6" w16cid:durableId="1650212125">
-    <w:abstractNumId w:val="8"/>
+    <w:abstractNumId w:val="9"/>
   </w:num>
   <w:num w:numId="7" w16cid:durableId="669909222">
-    <w:abstractNumId w:val="2"/>
+    <w:abstractNumId w:val="3"/>
   </w:num>
   <w:num w:numId="8" w16cid:durableId="576211581">
     <w:abstractNumId w:val="1"/>
   </w:num>
   <w:num w:numId="9" w16cid:durableId="2122604490">
     <w:abstractNumId w:val="0"/>
+  </w:num>
+  <w:num w:numId="10" w16cid:durableId="856432478">
+    <w:abstractNumId w:val="2"/>
   </w:num>
   <w:numIdMacAtCleanup w:val="6"/>
 </w:numbering>
@@ -7927,7 +8171,6 @@
   <w:style w:type="character" w:default="1" w:styleId="DefaultParagraphFont">
     <w:name w:val="Default Paragraph Font"/>
     <w:uiPriority w:val="1"/>
-    <w:semiHidden/>
     <w:unhideWhenUsed/>
   </w:style>
   <w:style w:type="table" w:default="1" w:styleId="TableNormal">
@@ -10886,6 +11129,7 @@
     <w:rsidRoot w:val="00E628D0"/>
     <w:rsid w:val="00187C3C"/>
     <w:rsid w:val="001C45AA"/>
+    <w:rsid w:val="0051173B"/>
     <w:rsid w:val="00551579"/>
     <w:rsid w:val="005B2AF4"/>
     <w:rsid w:val="0066661E"/>
@@ -10899,6 +11143,7 @@
     <w:rsid w:val="00C151E2"/>
     <w:rsid w:val="00C56176"/>
     <w:rsid w:val="00E628D0"/>
+    <w:rsid w:val="00EB6FB7"/>
   </w:rsids>
   <m:mathPr>
     <m:mathFont m:val="Cambria Math"/>
@@ -11865,6 +12110,10 @@
 </file>
 
 <file path=customXml/item3.xml><?xml version="1.0" encoding="utf-8"?>
+<b:Sources xmlns:b="http://schemas.openxmlformats.org/officeDocument/2006/bibliography" xmlns="http://schemas.openxmlformats.org/officeDocument/2006/bibliography" SelectedStyle="\Styl2CitacePRO.xsl" StyleName="Styl 2 Citace PRO" Version="0"/>
+</file>
+
+<file path=customXml/item4.xml><?xml version="1.0" encoding="utf-8"?>
 <EDP_OtherDocProps xmlns="http://TheAnchorage/EDP_OtherDocProps">
   <Creation_date/>
   <Hyperlink_base/>
@@ -11886,10 +12135,6 @@
 </EDP_OtherDocProps>
 </file>
 
-<file path=customXml/item4.xml><?xml version="1.0" encoding="utf-8"?>
-<b:Sources xmlns:b="http://schemas.openxmlformats.org/officeDocument/2006/bibliography" xmlns="http://schemas.openxmlformats.org/officeDocument/2006/bibliography" SelectedStyle="\Styl2CitacePRO.xsl" StyleName="Styl 2 Citace PRO" Version="0"/>
-</file>
-
 <file path=customXml/itemProps1.xml><?xml version="1.0" encoding="utf-8"?>
 <ds:datastoreItem xmlns:ds="http://schemas.openxmlformats.org/officeDocument/2006/customXml" ds:itemID="{55AF091B-3C7A-41E3-B477-F2FDAA23CFDA}">
   <ds:schemaRefs>
@@ -11907,17 +12152,17 @@
 </file>
 
 <file path=customXml/itemProps3.xml><?xml version="1.0" encoding="utf-8"?>
+<ds:datastoreItem xmlns:ds="http://schemas.openxmlformats.org/officeDocument/2006/customXml" ds:itemID="{7389FA67-67F6-40F5-AD53-1C58C29C2486}">
+  <ds:schemaRefs>
+    <ds:schemaRef ds:uri="http://schemas.openxmlformats.org/officeDocument/2006/bibliography"/>
+  </ds:schemaRefs>
+</ds:datastoreItem>
+</file>
+
+<file path=customXml/itemProps4.xml><?xml version="1.0" encoding="utf-8"?>
 <ds:datastoreItem xmlns:ds="http://schemas.openxmlformats.org/officeDocument/2006/customXml" ds:itemID="{148CBE1F-F817-421B-AAAE-FF345756C870}">
   <ds:schemaRefs>
     <ds:schemaRef ds:uri="http://TheAnchorage/EDP_OtherDocProps"/>
   </ds:schemaRefs>
 </ds:datastoreItem>
-</file>
-
-<file path=customXml/itemProps4.xml><?xml version="1.0" encoding="utf-8"?>
-<ds:datastoreItem xmlns:ds="http://schemas.openxmlformats.org/officeDocument/2006/customXml" ds:itemID="{7389FA67-67F6-40F5-AD53-1C58C29C2486}">
-  <ds:schemaRefs>
-    <ds:schemaRef ds:uri="http://schemas.openxmlformats.org/officeDocument/2006/bibliography"/>
-  </ds:schemaRefs>
-</ds:datastoreItem>
 </file>